--- a/פרויקט ב.docx
+++ b/פרויקט ב.docx
@@ -60,7 +60,20 @@
         <w:bidi w:val="0"/>
       </w:pPr>
       <w:r>
-        <w:t>Extent: BoundingBox(left=34.99986111111111, bottom=31.999861111111112, right=36.000138888888884, top=33.00013888888889)</w:t>
+        <w:t xml:space="preserve">Extent: </w:t>
+      </w:r>
+      <w:proofErr w:type="spellStart"/>
+      <w:proofErr w:type="gramStart"/>
+      <w:r>
+        <w:t>BoundingBox</w:t>
+      </w:r>
+      <w:proofErr w:type="spellEnd"/>
+      <w:r>
+        <w:t>(</w:t>
+      </w:r>
+      <w:proofErr w:type="gramEnd"/>
+      <w:r>
+        <w:t>left=34.99986111111111, bottom=31.999861111111112, right=36.000138888888884, top=33.00013888888889)</w:t>
       </w:r>
     </w:p>
     <w:p>
@@ -83,8 +96,82 @@
         <w:bidi w:val="0"/>
       </w:pPr>
       <w:r>
-        <w:t>ranges of elevations_cropped</w:t>
+        <w:rPr>
+          <w:noProof/>
+        </w:rPr>
+        <w:drawing>
+          <wp:anchor distT="0" distB="0" distL="114300" distR="114300" simplePos="0" relativeHeight="251659264" behindDoc="0" locked="0" layoutInCell="1" allowOverlap="1" wp14:anchorId="10616EBE" wp14:editId="61D92599">
+            <wp:simplePos x="0" y="0"/>
+            <wp:positionH relativeFrom="margin">
+              <wp:align>center</wp:align>
+            </wp:positionH>
+            <wp:positionV relativeFrom="paragraph">
+              <wp:posOffset>487680</wp:posOffset>
+            </wp:positionV>
+            <wp:extent cx="5610225" cy="4713605"/>
+            <wp:effectExtent l="0" t="0" r="9525" b="0"/>
+            <wp:wrapSquare wrapText="bothSides"/>
+            <wp:docPr id="334597485" name="Picture 9" descr="A map of a mountain&#10;&#10;AI-generated content may be incorrect."/>
+            <wp:cNvGraphicFramePr>
+              <a:graphicFrameLocks xmlns:a="http://schemas.openxmlformats.org/drawingml/2006/main" noChangeAspect="1"/>
+            </wp:cNvGraphicFramePr>
+            <a:graphic xmlns:a="http://schemas.openxmlformats.org/drawingml/2006/main">
+              <a:graphicData uri="http://schemas.openxmlformats.org/drawingml/2006/picture">
+                <pic:pic xmlns:pic="http://schemas.openxmlformats.org/drawingml/2006/picture">
+                  <pic:nvPicPr>
+                    <pic:cNvPr id="334597485" name="Picture 9" descr="A map of a mountain&#10;&#10;AI-generated content may be incorrect."/>
+                    <pic:cNvPicPr/>
+                  </pic:nvPicPr>
+                  <pic:blipFill rotWithShape="1">
+                    <a:blip r:embed="rId6">
+                      <a:extLst>
+                        <a:ext uri="{28A0092B-C50C-407E-A947-70E740481C1C}">
+                          <a14:useLocalDpi xmlns:a14="http://schemas.microsoft.com/office/drawing/2010/main" val="0"/>
+                        </a:ext>
+                      </a:extLst>
+                    </a:blip>
+                    <a:srcRect l="31604" t="7531" r="16385" b="5689"/>
+                    <a:stretch>
+                      <a:fillRect/>
+                    </a:stretch>
+                  </pic:blipFill>
+                  <pic:spPr bwMode="auto">
+                    <a:xfrm>
+                      <a:off x="0" y="0"/>
+                      <a:ext cx="5610225" cy="4713605"/>
+                    </a:xfrm>
+                    <a:prstGeom prst="rect">
+                      <a:avLst/>
+                    </a:prstGeom>
+                    <a:ln>
+                      <a:noFill/>
+                    </a:ln>
+                    <a:extLst>
+                      <a:ext uri="{53640926-AAD7-44D8-BBD7-CCE9431645EC}">
+                        <a14:shadowObscured xmlns:a14="http://schemas.microsoft.com/office/drawing/2010/main"/>
+                      </a:ext>
+                    </a:extLst>
+                  </pic:spPr>
+                </pic:pic>
+              </a:graphicData>
+            </a:graphic>
+            <wp14:sizeRelH relativeFrom="margin">
+              <wp14:pctWidth>0</wp14:pctWidth>
+            </wp14:sizeRelH>
+            <wp14:sizeRelV relativeFrom="margin">
+              <wp14:pctHeight>0</wp14:pctHeight>
+            </wp14:sizeRelV>
+          </wp:anchor>
+        </w:drawing>
       </w:r>
+      <w:r>
+        <w:t xml:space="preserve">ranges of </w:t>
+      </w:r>
+      <w:proofErr w:type="spellStart"/>
+      <w:r>
+        <w:t>elevations_cropped</w:t>
+      </w:r>
+      <w:proofErr w:type="spellEnd"/>
       <w:r>
         <w:rPr>
           <w:rFonts w:cs="Arial"/>
@@ -93,13 +180,108 @@
         <w:t>: [(316, 1127)]</w:t>
       </w:r>
     </w:p>
+    <w:p>
+      <w:pPr>
+        <w:bidi w:val="0"/>
+      </w:pPr>
+    </w:p>
+    <w:p>
+      <w:pPr>
+        <w:bidi w:val="0"/>
+      </w:pPr>
+    </w:p>
+    <w:p>
+      <w:pPr>
+        <w:bidi w:val="0"/>
+      </w:pPr>
+    </w:p>
+    <w:p>
+      <w:pPr>
+        <w:bidi w:val="0"/>
+      </w:pPr>
+    </w:p>
+    <w:p>
+      <w:pPr>
+        <w:bidi w:val="0"/>
+      </w:pPr>
+      <w:r>
+        <w:rPr>
+          <w:noProof/>
+        </w:rPr>
+        <w:lastRenderedPageBreak/>
+        <w:drawing>
+          <wp:anchor distT="0" distB="0" distL="114300" distR="114300" simplePos="0" relativeHeight="251658240" behindDoc="0" locked="0" layoutInCell="1" allowOverlap="1" wp14:anchorId="50745690" wp14:editId="67A844C4">
+            <wp:simplePos x="0" y="0"/>
+            <wp:positionH relativeFrom="page">
+              <wp:posOffset>1123315</wp:posOffset>
+            </wp:positionH>
+            <wp:positionV relativeFrom="paragraph">
+              <wp:posOffset>0</wp:posOffset>
+            </wp:positionV>
+            <wp:extent cx="5000625" cy="4074160"/>
+            <wp:effectExtent l="0" t="0" r="9525" b="2540"/>
+            <wp:wrapSquare wrapText="bothSides"/>
+            <wp:docPr id="1920868182" name="Picture 10" descr="A yellow and brown square with white lines&#10;&#10;AI-generated content may be incorrect."/>
+            <wp:cNvGraphicFramePr>
+              <a:graphicFrameLocks xmlns:a="http://schemas.openxmlformats.org/drawingml/2006/main" noChangeAspect="1"/>
+            </wp:cNvGraphicFramePr>
+            <a:graphic xmlns:a="http://schemas.openxmlformats.org/drawingml/2006/main">
+              <a:graphicData uri="http://schemas.openxmlformats.org/drawingml/2006/picture">
+                <pic:pic xmlns:pic="http://schemas.openxmlformats.org/drawingml/2006/picture">
+                  <pic:nvPicPr>
+                    <pic:cNvPr id="1920868182" name="Picture 10" descr="A yellow and brown square with white lines&#10;&#10;AI-generated content may be incorrect."/>
+                    <pic:cNvPicPr/>
+                  </pic:nvPicPr>
+                  <pic:blipFill rotWithShape="1">
+                    <a:blip r:embed="rId7">
+                      <a:extLst>
+                        <a:ext uri="{28A0092B-C50C-407E-A947-70E740481C1C}">
+                          <a14:useLocalDpi xmlns:a14="http://schemas.microsoft.com/office/drawing/2010/main" val="0"/>
+                        </a:ext>
+                      </a:extLst>
+                    </a:blip>
+                    <a:srcRect l="30881" t="8606" r="15483" b="4614"/>
+                    <a:stretch>
+                      <a:fillRect/>
+                    </a:stretch>
+                  </pic:blipFill>
+                  <pic:spPr bwMode="auto">
+                    <a:xfrm>
+                      <a:off x="0" y="0"/>
+                      <a:ext cx="5000625" cy="4074160"/>
+                    </a:xfrm>
+                    <a:prstGeom prst="rect">
+                      <a:avLst/>
+                    </a:prstGeom>
+                    <a:ln>
+                      <a:noFill/>
+                    </a:ln>
+                    <a:extLst>
+                      <a:ext uri="{53640926-AAD7-44D8-BBD7-CCE9431645EC}">
+                        <a14:shadowObscured xmlns:a14="http://schemas.microsoft.com/office/drawing/2010/main"/>
+                      </a:ext>
+                    </a:extLst>
+                  </pic:spPr>
+                </pic:pic>
+              </a:graphicData>
+            </a:graphic>
+            <wp14:sizeRelH relativeFrom="margin">
+              <wp14:pctWidth>0</wp14:pctWidth>
+            </wp14:sizeRelH>
+            <wp14:sizeRelV relativeFrom="margin">
+              <wp14:pctHeight>0</wp14:pctHeight>
+            </wp14:sizeRelV>
+          </wp:anchor>
+        </w:drawing>
+      </w:r>
+    </w:p>
     <w:sectPr>
-      <w:headerReference w:type="even" r:id="rId6"/>
-      <w:headerReference w:type="default" r:id="rId7"/>
-      <w:footerReference w:type="even" r:id="rId8"/>
-      <w:footerReference w:type="default" r:id="rId9"/>
-      <w:headerReference w:type="first" r:id="rId10"/>
-      <w:footerReference w:type="first" r:id="rId11"/>
+      <w:headerReference w:type="even" r:id="rId8"/>
+      <w:headerReference w:type="default" r:id="rId9"/>
+      <w:footerReference w:type="even" r:id="rId10"/>
+      <w:footerReference w:type="default" r:id="rId11"/>
+      <w:headerReference w:type="first" r:id="rId12"/>
+      <w:footerReference w:type="first" r:id="rId13"/>
       <w:pgSz w:w="11906" w:h="16838"/>
       <w:pgMar w:top="1440" w:right="1800" w:bottom="1440" w:left="1800" w:header="708" w:footer="708" w:gutter="0"/>
       <w:cols w:space="708"/>
@@ -229,7 +411,7 @@
               <v:stroke joinstyle="miter"/>
               <v:path gradientshapeok="t" o:connecttype="rect"/>
             </v:shapetype>
-            <v:shape id="Text Box 5" o:spid="_x0000_s1028" type="#_x0000_t202" alt="OFFICIAL" style="position:absolute;left:0;text-align:left;margin-left:0;margin-top:0;width:36.2pt;height:29.15pt;z-index:251662336;visibility:visible;mso-wrap-style:none;mso-wrap-distance-left:0;mso-wrap-distance-top:0;mso-wrap-distance-right:0;mso-wrap-distance-bottom:0;mso-position-horizontal:center;mso-position-horizontal-relative:page;mso-position-vertical:bottom;mso-position-vertical-relative:page;v-text-anchor:bottom" o:gfxdata="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" filled="f" stroked="f">
+            <v:shape id="Text Box 5" o:spid="_x0000_s1028" type="#_x0000_t202" alt="OFFICIAL" style="position:absolute;left:0;text-align:left;margin-left:0;margin-top:0;width:36.2pt;height:29.15pt;z-index:251662336;visibility:visible;mso-wrap-style:none;mso-wrap-distance-left:0;mso-wrap-distance-top:0;mso-wrap-distance-right:0;mso-wrap-distance-bottom:0;mso-position-horizontal:center;mso-position-horizontal-relative:page;mso-position-vertical:bottom;mso-position-vertical-relative:page;v-text-anchor:bottom" o:gfxdata="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" filled="f" stroked="f">
               <v:fill o:detectmouseclick="t"/>
               <v:textbox style="mso-fit-shape-to-text:t" inset="0,0,0,15pt">
                 <w:txbxContent>
@@ -360,7 +542,7 @@
               <v:stroke joinstyle="miter"/>
               <v:path gradientshapeok="t" o:connecttype="rect"/>
             </v:shapetype>
-            <v:shape id="Text Box 6" o:spid="_x0000_s1029" type="#_x0000_t202" alt="OFFICIAL" style="position:absolute;left:0;text-align:left;margin-left:0;margin-top:0;width:36.2pt;height:29.15pt;z-index:251663360;visibility:visible;mso-wrap-style:none;mso-wrap-distance-left:0;mso-wrap-distance-top:0;mso-wrap-distance-right:0;mso-wrap-distance-bottom:0;mso-position-horizontal:center;mso-position-horizontal-relative:page;mso-position-vertical:bottom;mso-position-vertical-relative:page;v-text-anchor:bottom" o:gfxdata="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" filled="f" stroked="f">
+            <v:shape id="Text Box 6" o:spid="_x0000_s1029" type="#_x0000_t202" alt="OFFICIAL" style="position:absolute;left:0;text-align:left;margin-left:0;margin-top:0;width:36.2pt;height:29.15pt;z-index:251663360;visibility:visible;mso-wrap-style:none;mso-wrap-distance-left:0;mso-wrap-distance-top:0;mso-wrap-distance-right:0;mso-wrap-distance-bottom:0;mso-position-horizontal:center;mso-position-horizontal-relative:page;mso-position-vertical:bottom;mso-position-vertical-relative:page;v-text-anchor:bottom" o:gfxdata="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" filled="f" stroked="f">
               <v:fill o:detectmouseclick="t"/>
               <v:textbox style="mso-fit-shape-to-text:t" inset="0,0,0,15pt">
                 <w:txbxContent>
@@ -491,7 +673,7 @@
               <v:stroke joinstyle="miter"/>
               <v:path gradientshapeok="t" o:connecttype="rect"/>
             </v:shapetype>
-            <v:shape id="Text Box 4" o:spid="_x0000_s1031" type="#_x0000_t202" alt="OFFICIAL" style="position:absolute;left:0;text-align:left;margin-left:0;margin-top:0;width:36.2pt;height:29.15pt;z-index:251661312;visibility:visible;mso-wrap-style:none;mso-wrap-distance-left:0;mso-wrap-distance-top:0;mso-wrap-distance-right:0;mso-wrap-distance-bottom:0;mso-position-horizontal:center;mso-position-horizontal-relative:page;mso-position-vertical:bottom;mso-position-vertical-relative:page;v-text-anchor:bottom" o:gfxdata="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" filled="f" stroked="f">
+            <v:shape id="Text Box 4" o:spid="_x0000_s1031" type="#_x0000_t202" alt="OFFICIAL" style="position:absolute;left:0;text-align:left;margin-left:0;margin-top:0;width:36.2pt;height:29.15pt;z-index:251661312;visibility:visible;mso-wrap-style:none;mso-wrap-distance-left:0;mso-wrap-distance-top:0;mso-wrap-distance-right:0;mso-wrap-distance-bottom:0;mso-position-horizontal:center;mso-position-horizontal-relative:page;mso-position-vertical:bottom;mso-position-vertical-relative:page;v-text-anchor:bottom" o:gfxdata="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" filled="f" stroked="f">
               <v:fill o:detectmouseclick="t"/>
               <v:textbox style="mso-fit-shape-to-text:t" inset="0,0,0,15pt">
                 <w:txbxContent>
@@ -647,7 +829,7 @@
               <v:stroke joinstyle="miter"/>
               <v:path gradientshapeok="t" o:connecttype="rect"/>
             </v:shapetype>
-            <v:shape id="Text Box 2" o:spid="_x0000_s1026" type="#_x0000_t202" alt="OFFICIAL" style="position:absolute;left:0;text-align:left;margin-left:0;margin-top:0;width:36.2pt;height:29.15pt;z-index:251659264;visibility:visible;mso-wrap-style:none;mso-wrap-distance-left:0;mso-wrap-distance-top:0;mso-wrap-distance-right:0;mso-wrap-distance-bottom:0;mso-position-horizontal:center;mso-position-horizontal-relative:page;mso-position-vertical:top;mso-position-vertical-relative:page;v-text-anchor:top" o:gfxdata="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" filled="f" stroked="f">
+            <v:shape id="Text Box 2" o:spid="_x0000_s1026" type="#_x0000_t202" alt="OFFICIAL" style="position:absolute;left:0;text-align:left;margin-left:0;margin-top:0;width:36.2pt;height:29.15pt;z-index:251659264;visibility:visible;mso-wrap-style:none;mso-wrap-distance-left:0;mso-wrap-distance-top:0;mso-wrap-distance-right:0;mso-wrap-distance-bottom:0;mso-position-horizontal:center;mso-position-horizontal-relative:page;mso-position-vertical:top;mso-position-vertical-relative:page;v-text-anchor:top" o:gfxdata="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" filled="f" stroked="f">
               <v:fill o:detectmouseclick="t"/>
               <v:textbox style="mso-fit-shape-to-text:t" inset="0,15pt,0,0">
                 <w:txbxContent>
@@ -778,7 +960,7 @@
               <v:stroke joinstyle="miter"/>
               <v:path gradientshapeok="t" o:connecttype="rect"/>
             </v:shapetype>
-            <v:shape id="Text Box 3" o:spid="_x0000_s1027" type="#_x0000_t202" alt="OFFICIAL" style="position:absolute;left:0;text-align:left;margin-left:0;margin-top:0;width:36.2pt;height:29.15pt;z-index:251660288;visibility:visible;mso-wrap-style:none;mso-wrap-distance-left:0;mso-wrap-distance-top:0;mso-wrap-distance-right:0;mso-wrap-distance-bottom:0;mso-position-horizontal:center;mso-position-horizontal-relative:page;mso-position-vertical:top;mso-position-vertical-relative:page;v-text-anchor:top" o:gfxdata="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" filled="f" stroked="f">
+            <v:shape id="Text Box 3" o:spid="_x0000_s1027" type="#_x0000_t202" alt="OFFICIAL" style="position:absolute;left:0;text-align:left;margin-left:0;margin-top:0;width:36.2pt;height:29.15pt;z-index:251660288;visibility:visible;mso-wrap-style:none;mso-wrap-distance-left:0;mso-wrap-distance-top:0;mso-wrap-distance-right:0;mso-wrap-distance-bottom:0;mso-position-horizontal:center;mso-position-horizontal-relative:page;mso-position-vertical:top;mso-position-vertical-relative:page;v-text-anchor:top" o:gfxdata="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" filled="f" stroked="f">
               <v:fill o:detectmouseclick="t"/>
               <v:textbox style="mso-fit-shape-to-text:t" inset="0,15pt,0,0">
                 <w:txbxContent>
@@ -909,7 +1091,7 @@
               <v:stroke joinstyle="miter"/>
               <v:path gradientshapeok="t" o:connecttype="rect"/>
             </v:shapetype>
-            <v:shape id="Text Box 1" o:spid="_x0000_s1030" type="#_x0000_t202" alt="OFFICIAL" style="position:absolute;left:0;text-align:left;margin-left:0;margin-top:0;width:36.2pt;height:29.15pt;z-index:251658240;visibility:visible;mso-wrap-style:none;mso-wrap-distance-left:0;mso-wrap-distance-top:0;mso-wrap-distance-right:0;mso-wrap-distance-bottom:0;mso-position-horizontal:center;mso-position-horizontal-relative:page;mso-position-vertical:top;mso-position-vertical-relative:page;v-text-anchor:top" o:gfxdata="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" filled="f" stroked="f">
+            <v:shape id="Text Box 1" o:spid="_x0000_s1030" type="#_x0000_t202" alt="OFFICIAL" style="position:absolute;left:0;text-align:left;margin-left:0;margin-top:0;width:36.2pt;height:29.15pt;z-index:251658240;visibility:visible;mso-wrap-style:none;mso-wrap-distance-left:0;mso-wrap-distance-top:0;mso-wrap-distance-right:0;mso-wrap-distance-bottom:0;mso-position-horizontal:center;mso-position-horizontal-relative:page;mso-position-vertical:top;mso-position-vertical-relative:page;v-text-anchor:top" o:gfxdata="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" filled="f" stroked="f">
               <v:fill o:detectmouseclick="t"/>
               <v:textbox style="mso-fit-shape-to-text:t" inset="0,15pt,0,0">
                 <w:txbxContent>
@@ -2231,6 +2413,6 @@
 
 <file path=docMetadata/LabelInfo.xml><?xml version="1.0" encoding="utf-8"?>
 <clbl:labelList xmlns:clbl="http://schemas.microsoft.com/office/2020/mipLabelMetadata">
-  <clbl:label id="{ca9901fa-d2f9-4f8e-a5a0-7d0ae63b2797}" enabled="1" method="Standard" siteId="{d9d3d3ff-6c08-40ca-a4a9-aefb873ec020}" contentBits="3" removed="0"/>
+  <clbl:label id="{ca9901fa-d2f9-4f8e-a5a0-7d0ae63b2797}" enabled="1" method="Standard" siteId="{d9d3d3ff-6c08-40ca-a4a9-aefb873ec020}" removed="0"/>
 </clbl:labelList>
 </file>